--- a/knowledge_source/Windchill GPDM & Windchill NA/Windchill GPDM/Key Considerations for Primary Content in Documents.docx
+++ b/knowledge_source/Windchill GPDM & Windchill NA/Windchill GPDM/Key Considerations for Primary Content in Documents.docx
@@ -2345,6 +2345,7 @@
       <Terms xmlns="http://schemas.microsoft.com/office/infopath/2007/PartnerControls"/>
     </lcf76f155ced4ddcb4097134ff3c332f>
     <TaxCatchAll xmlns="84f23406-1ae4-465c-a962-53264b1fc517" xsi:nil="true"/>
+    <MediaLengthInSeconds xmlns="de233cd9-83bc-44d2-9183-9acc155145f0" xsi:nil="true"/>
   </documentManagement>
 </p:properties>
 </file>
@@ -2582,7 +2583,7 @@
 </file>
 
 <file path=customXml/itemProps3.xml><?xml version="1.0" encoding="utf-8"?>
-<ds:datastoreItem xmlns:ds="http://schemas.openxmlformats.org/officeDocument/2006/customXml" ds:itemID="{49E9CE54-012D-4C08-8FAD-FFBC7EAA9980}"/>
+<ds:datastoreItem xmlns:ds="http://schemas.openxmlformats.org/officeDocument/2006/customXml" ds:itemID="{62DA1361-8A82-4057-9AD4-DD8886D1645F}"/>
 </file>
 
 <file path=customXml/itemProps4.xml><?xml version="1.0" encoding="utf-8"?>
